--- a/ove/public/docs/specs/ove75-ol-dymosos.docx
+++ b/ove/public/docs/specs/ove75-ol-dymosos.docx
@@ -92,7 +92,7 @@
           <w:color w:val="666666"/>
           <w:sz w:val="18"/>
         </w:rPr>
-        <w:t xml:space="preserve">Лот №1 · Цех обжига · участок: Газоочистка · сформирован 27.08.2026</w:t>
+        <w:t xml:space="preserve">Лот №1 · Цех обжига · участок: Газоочистка · сформирован 28.08.2026</w:t>
       </w:r>
     </w:p>
     <w:tbl>
@@ -1240,7 +1240,7 @@
           <w:color w:val="666666"/>
           <w:sz w:val="16"/>
         </w:rPr>
-        <w:t xml:space="preserve">Источники данных: equipment.json (перечень по ИД/ТЗ) и bi_lot1.json (инженерные решения БИ); сборка — ove/tools/build_specs.py, 27.08.2026.</w:t>
+        <w:t xml:space="preserve">Источники данных: equipment.json (перечень по ИД/ТЗ) и bi_lot1.json (инженерные решения БИ); сборка — ove/tools/build_specs.py, 28.08.2026.</w:t>
       </w:r>
     </w:p>
     <w:sectPr>

--- a/ove/public/docs/specs/ove75-ol-dymosos.docx
+++ b/ove/public/docs/specs/ove75-ol-dymosos.docx
@@ -92,7 +92,7 @@
           <w:color w:val="666666"/>
           <w:sz w:val="18"/>
         </w:rPr>
-        <w:t xml:space="preserve">Лот №1 · Цех обжига · участок: Газоочистка · сформирован 28.08.2026</w:t>
+        <w:t xml:space="preserve">Лот №1 · Цех обжига · участок: Газоочистка · сформирован 01.09.2026</w:t>
       </w:r>
     </w:p>
     <w:tbl>
@@ -1160,6 +1160,174 @@
                 <w:sz w:val="17"/>
               </w:rPr>
               <w:t xml:space="preserve">по ТКП изготовителя</w:t>
+            </w:r>
+          </w:p>
+        </w:tc>
+      </w:tr>
+      <w:tr>
+        <w:tc>
+          <w:tcPr>
+            <w:tcW w:w="2600" w:type="dxa"/>
+          </w:tcPr>
+          <w:p>
+            <w:r>
+              <w:rPr>
+                <w:sz w:val="19"/>
+              </w:rPr>
+              <w:t xml:space="preserve">Закладная (цифровизация): площадки под вибродатчики</w:t>
+            </w:r>
+          </w:p>
+        </w:tc>
+        <w:tc>
+          <w:tcPr>
+            <w:tcW w:w="4200" w:type="dxa"/>
+          </w:tcPr>
+          <w:p>
+            <w:r>
+              <w:rPr>
+                <w:sz w:val="19"/>
+              </w:rPr>
+              <w:t xml:space="preserve">обработанные площадки и шпильки под акселерометры на всех подшипниковых опорах (заводская комплектация); два канала на опору — горизонтальное и вертикальное направления</w:t>
+            </w:r>
+          </w:p>
+        </w:tc>
+        <w:tc>
+          <w:tcPr>
+            <w:tcW w:w="2838" w:type="dxa"/>
+          </w:tcPr>
+          <w:p>
+            <w:r>
+              <w:rPr>
+                <w:color w:val="666666"/>
+                <w:sz w:val="17"/>
+              </w:rPr>
+              <w:t xml:space="preserve">Реестр идей ред. 2.0, п. 1/11</w:t>
+            </w:r>
+          </w:p>
+        </w:tc>
+      </w:tr>
+      <w:tr>
+        <w:tc>
+          <w:tcPr>
+            <w:tcW w:w="2600" w:type="dxa"/>
+          </w:tcPr>
+          <w:p>
+            <w:r>
+              <w:rPr>
+                <w:sz w:val="19"/>
+              </w:rPr>
+              <w:t xml:space="preserve">Закладная (цифровизация): частотно-регулируемый привод</w:t>
+            </w:r>
+          </w:p>
+        </w:tc>
+        <w:tc>
+          <w:tcPr>
+            <w:tcW w:w="4200" w:type="dxa"/>
+          </w:tcPr>
+          <w:p>
+            <w:r>
+              <w:rPr>
+                <w:sz w:val="19"/>
+              </w:rPr>
+              <w:t xml:space="preserve">ЧРП — обязательное решение вместо направляющего аппарата (нормировано 400 кВт при потребных 150–250 кВт; экономия 0,7–1,2 ГВт·ч/год); регулирование по разрежению</w:t>
+            </w:r>
+          </w:p>
+        </w:tc>
+        <w:tc>
+          <w:tcPr>
+            <w:tcW w:w="2838" w:type="dxa"/>
+          </w:tcPr>
+          <w:p>
+            <w:r>
+              <w:rPr>
+                <w:color w:val="666666"/>
+                <w:sz w:val="17"/>
+              </w:rPr>
+              <w:t xml:space="preserve">Реестр идей ред. 2.0, п. 1/31</w:t>
+            </w:r>
+          </w:p>
+        </w:tc>
+      </w:tr>
+      <w:tr>
+        <w:tc>
+          <w:tcPr>
+            <w:tcW w:w="2600" w:type="dxa"/>
+          </w:tcPr>
+          <w:p>
+            <w:r>
+              <w:rPr>
+                <w:sz w:val="19"/>
+              </w:rPr>
+              <w:t xml:space="preserve">Закладная (цифровизация): токовая диагностика двигателя</w:t>
+            </w:r>
+          </w:p>
+        </w:tc>
+        <w:tc>
+          <w:tcPr>
+            <w:tcW w:w="4200" w:type="dxa"/>
+          </w:tcPr>
+          <w:p>
+            <w:r>
+              <w:rPr>
+                <w:sz w:val="19"/>
+              </w:rPr>
+              <w:t xml:space="preserve">измерительные трансформаторы тока фидера 6 кВ под токосигнатурный анализ двигателя 400 кВт — требование в задание на КРУ 6 кВ</w:t>
+            </w:r>
+          </w:p>
+        </w:tc>
+        <w:tc>
+          <w:tcPr>
+            <w:tcW w:w="2838" w:type="dxa"/>
+          </w:tcPr>
+          <w:p>
+            <w:r>
+              <w:rPr>
+                <w:color w:val="666666"/>
+                <w:sz w:val="17"/>
+              </w:rPr>
+              <w:t xml:space="preserve">Реестр идей ред. 2.0, п. 1/11</w:t>
+            </w:r>
+          </w:p>
+        </w:tc>
+      </w:tr>
+      <w:tr>
+        <w:tc>
+          <w:tcPr>
+            <w:tcW w:w="2600" w:type="dxa"/>
+          </w:tcPr>
+          <w:p>
+            <w:r>
+              <w:rPr>
+                <w:sz w:val="19"/>
+              </w:rPr>
+              <w:t xml:space="preserve">Закладная (цифровизация): раздел «мониторинг состояния»</w:t>
+            </w:r>
+          </w:p>
+        </w:tc>
+        <w:tc>
+          <w:tcPr>
+            <w:tcW w:w="4200" w:type="dxa"/>
+          </w:tcPr>
+          <w:p>
+            <w:r>
+              <w:rPr>
+                <w:sz w:val="19"/>
+              </w:rPr>
+              <w:t xml:space="preserve">выдача значений (не битовых статусов) вибрации, температур подшипников, наработки, счётчиков пусков и токов по Modbus TCP; карта регистров — в составе документации поставщика</w:t>
+            </w:r>
+          </w:p>
+        </w:tc>
+        <w:tc>
+          <w:tcPr>
+            <w:tcW w:w="2838" w:type="dxa"/>
+          </w:tcPr>
+          <w:p>
+            <w:r>
+              <w:rPr>
+                <w:color w:val="666666"/>
+                <w:sz w:val="17"/>
+              </w:rPr>
+              <w:t xml:space="preserve">Реестр идей ред. 2.0, п. 1/35</w:t>
             </w:r>
           </w:p>
         </w:tc>
@@ -1240,7 +1408,7 @@
           <w:color w:val="666666"/>
           <w:sz w:val="16"/>
         </w:rPr>
-        <w:t xml:space="preserve">Источники данных: equipment.json (перечень по ИД/ТЗ) и bi_lot1.json (инженерные решения БИ); сборка — ove/tools/build_specs.py, 28.08.2026.</w:t>
+        <w:t xml:space="preserve">Источники данных: equipment.json (перечень по ИД/ТЗ) и bi_lot1.json (инженерные решения БИ); сборка — ove/tools/build_specs.py, 01.09.2026.</w:t>
       </w:r>
     </w:p>
     <w:sectPr>

--- a/ove/public/docs/specs/ove75-ol-dymosos.docx
+++ b/ove/public/docs/specs/ove75-ol-dymosos.docx
@@ -92,7 +92,7 @@
           <w:color w:val="666666"/>
           <w:sz w:val="18"/>
         </w:rPr>
-        <w:t xml:space="preserve">Лот №1 · Цех обжига · участок: Газоочистка · сформирован 01.09.2026</w:t>
+        <w:t xml:space="preserve">Лот №1 · Цех обжига · участок: Газоочистка · сформирован 02.09.2026</w:t>
       </w:r>
     </w:p>
     <w:tbl>
@@ -133,7 +133,7 @@
                 <w:color w:val="8A6200"/>
                 <w:sz w:val="16"/>
               </w:rPr>
-              <w:t xml:space="preserve">Не является выпущенной документацией. Значения — из ИД/ТЗ Заказчика и решений БИ (equipment.json, bi_lot*.json); жёлтые поля «уточняется по ТКП» заполняет поставщик в составе технико-коммерческого предложения.</w:t>
+              <w:t xml:space="preserve">Не является выпущенной документацией. Значения — из исходных данных и технического задания Заказчика и решений Базового инжиниринга; поля с пометкой «уточняется по ТКП» заполняет поставщик в составе технико-коммерческого предложения.</w:t>
             </w:r>
           </w:p>
         </w:tc>
@@ -1339,7 +1339,7 @@
           <w:color w:val="8A6200"/>
           <w:sz w:val="17"/>
         </w:rPr>
-        <w:t xml:space="preserve">Жёлтым выделено «уточняется по ТКП» — заполняет поставщик; остальные значения — исходные требования Заказчика (ИД/ТЗ) и решения БИ КВАНТ.</w:t>
+        <w:t xml:space="preserve">Заливкой отмечены поля «уточняется по ТКП» — их заполняет поставщик; остальные значения — исходные требования Заказчика (исходные данные, техническое задание) и решения Базового инжиниринга.</w:t>
       </w:r>
     </w:p>
     <w:p>
@@ -1363,7 +1363,7 @@
         <w:rPr>
           <w:sz w:val="19"/>
         </w:rPr>
-        <w:t xml:space="preserve">— заполненный настоящий опросный лист (жёлтые поля) и опросный лист завода при наличии;</w:t>
+        <w:t xml:space="preserve">— заполненный настоящий опросный лист (поля «уточняется по ТКП») и опросный лист завода при наличии;</w:t>
       </w:r>
     </w:p>
     <w:p>
@@ -1408,7 +1408,7 @@
           <w:color w:val="666666"/>
           <w:sz w:val="16"/>
         </w:rPr>
-        <w:t xml:space="preserve">Источники данных: equipment.json (перечень по ИД/ТЗ) и bi_lot1.json (инженерные решения БИ); сборка — ove/tools/build_specs.py, 01.09.2026.</w:t>
+        <w:t xml:space="preserve">Источники данных: перечень оборудования по исходным данным и техническому заданию Заказчика; инженерные решения Базового инжиниринга по Лот №1 · Цех обжига.</w:t>
       </w:r>
     </w:p>
     <w:sectPr>
